--- a/examples/regression/doc/03_torch_reg_mlp_dynamic_patience.docx
+++ b/examples/regression/doc/03_torch_reg_mlp_dynamic_patience.docx
@@ -1152,7 +1152,7 @@
         <w:rPr>
           <w:rStyle w:val="VerbatimChar"/>
         </w:rPr>
-        <w:t xml:space="preserve">## 1 45.58211 0.2634925 0.2425128</w:t>
+        <w:t xml:space="preserve">## 1 45.58212 0.2634925 0.2425127</w:t>
       </w:r>
     </w:p>
     <w:p>
@@ -1715,7 +1715,7 @@
               <a:graphicData uri="http://schemas.openxmlformats.org/drawingml/2006/picture">
                 <pic:pic>
                   <pic:nvPicPr>
-                    <pic:cNvPr descr="C:\Git\dal\daltoolboxdp\examples\regression\doc\03_torch_reg_mlp_dynamic_patience_files/b487de227ac29b2081e04ece4d5d0ef90063ffe4.png" id="11" name="Picture"/>
+                    <pic:cNvPr descr="/home/gpca/daltoolboxdp/examples/regression/doc/03_torch_reg_mlp_dynamic_patience_files/88e4d4aae2b661e5a978e277f607f14c279e9e19.png" id="11" name="Picture"/>
                     <pic:cNvPicPr>
                       <a:picLocks noChangeArrowheads="1" noChangeAspect="1"/>
                     </pic:cNvPicPr>

--- a/examples/regression/doc/03_torch_reg_mlp_dynamic_patience.docx
+++ b/examples/regression/doc/03_torch_reg_mlp_dynamic_patience.docx
@@ -45,6 +45,45 @@
       </w:pPr>
       <w:r>
         <w:rPr>
+          <w:rStyle w:val="FunctionTok"/>
+        </w:rPr>
+        <w:t xml:space="preserve">source</w:t>
+      </w:r>
+      <w:r>
+        <w:rPr>
+          <w:rStyle w:val="NormalTok"/>
+        </w:rPr>
+        <w:t xml:space="preserve">(</w:t>
+      </w:r>
+      <w:r>
+        <w:rPr>
+          <w:rStyle w:val="FunctionTok"/>
+        </w:rPr>
+        <w:t xml:space="preserve">url</w:t>
+      </w:r>
+      <w:r>
+        <w:rPr>
+          <w:rStyle w:val="NormalTok"/>
+        </w:rPr>
+        <w:t xml:space="preserve">(</w:t>
+      </w:r>
+      <w:r>
+        <w:rPr>
+          <w:rStyle w:val="StringTok"/>
+        </w:rPr>
+        <w:t xml:space="preserve">"https://raw.githubusercontent.com/cefet-rj-dal/daltoolboxdp/main/examples/seed.R"</w:t>
+      </w:r>
+      <w:r>
+        <w:rPr>
+          <w:rStyle w:val="NormalTok"/>
+        </w:rPr>
+        <w:t xml:space="preserve">))</w:t>
+      </w:r>
+      <w:r>
+        <w:br/>
+      </w:r>
+      <w:r>
+        <w:rPr>
           <w:rStyle w:val="CommentTok"/>
         </w:rPr>
         <w:t xml:space="preserve"># installation</w:t>
@@ -729,6 +768,21 @@
       </w:r>
       <w:r>
         <w:rPr>
+          <w:rStyle w:val="FunctionTok"/>
+        </w:rPr>
+        <w:t xml:space="preserve">set_example_seed</w:t>
+      </w:r>
+      <w:r>
+        <w:rPr>
+          <w:rStyle w:val="NormalTok"/>
+        </w:rPr>
+        <w:t xml:space="preserve">()</w:t>
+      </w:r>
+      <w:r>
+        <w:br/>
+      </w:r>
+      <w:r>
+        <w:rPr>
           <w:rStyle w:val="NormalTok"/>
         </w:rPr>
         <w:t xml:space="preserve">model </w:t>
@@ -995,7 +1049,7 @@
         <w:rPr>
           <w:rStyle w:val="VerbatimChar"/>
         </w:rPr>
-        <w:t xml:space="preserve">## 1 62.83473 0.2394854 0.3019002</w:t>
+        <w:t xml:space="preserve">## 1 61.69999 0.2510382 0.3145073</w:t>
       </w:r>
     </w:p>
     <w:p>
@@ -1152,7 +1206,7 @@
         <w:rPr>
           <w:rStyle w:val="VerbatimChar"/>
         </w:rPr>
-        <w:t xml:space="preserve">## 1 45.58212 0.2634925 0.2425127</w:t>
+        <w:t xml:space="preserve">## 1 48.46864 0.2811838 0.1945443</w:t>
       </w:r>
     </w:p>
     <w:p>
@@ -1201,7 +1255,7 @@
         <w:rPr>
           <w:rStyle w:val="VerbatimChar"/>
         </w:rPr>
-        <w:t xml:space="preserve">## [1] 48</w:t>
+        <w:t xml:space="preserve">## [1] 91</w:t>
       </w:r>
     </w:p>
     <w:p>
@@ -1715,7 +1769,7 @@
               <a:graphicData uri="http://schemas.openxmlformats.org/drawingml/2006/picture">
                 <pic:pic>
                   <pic:nvPicPr>
-                    <pic:cNvPr descr="/home/gpca/daltoolboxdp/examples/regression/doc/03_torch_reg_mlp_dynamic_patience_files/88e4d4aae2b661e5a978e277f607f14c279e9e19.png" id="11" name="Picture"/>
+                    <pic:cNvPr descr="/home/gpca/daltoolboxdp/examples/regression/doc/03_torch_reg_mlp_dynamic_patience_files/eba493c683ffee7eccc74c8aeccd066f6e2da4e2.png" id="11" name="Picture"/>
                     <pic:cNvPicPr>
                       <a:picLocks noChangeArrowheads="1" noChangeAspect="1"/>
                     </pic:cNvPicPr>

--- a/examples/regression/doc/03_torch_reg_mlp_dynamic_patience.docx
+++ b/examples/regression/doc/03_torch_reg_mlp_dynamic_patience.docx
@@ -1040,7 +1040,7 @@
         <w:rPr>
           <w:rStyle w:val="VerbatimChar"/>
         </w:rPr>
-        <w:t xml:space="preserve">##        mse     smape        R2</w:t>
+        <w:t xml:space="preserve">##        mse    smape        R2</w:t>
       </w:r>
       <w:r>
         <w:br/>
@@ -1049,7 +1049,7 @@
         <w:rPr>
           <w:rStyle w:val="VerbatimChar"/>
         </w:rPr>
-        <w:t xml:space="preserve">## 1 61.69999 0.2510382 0.3145073</w:t>
+        <w:t xml:space="preserve">## 1 62.80533 0.242087 0.3022268</w:t>
       </w:r>
     </w:p>
     <w:p>
@@ -1206,7 +1206,7 @@
         <w:rPr>
           <w:rStyle w:val="VerbatimChar"/>
         </w:rPr>
-        <w:t xml:space="preserve">## 1 48.46864 0.2811838 0.1945443</w:t>
+        <w:t xml:space="preserve">## 1 42.60708 0.2576822 0.2919522</w:t>
       </w:r>
     </w:p>
     <w:p>
@@ -1255,7 +1255,7 @@
         <w:rPr>
           <w:rStyle w:val="VerbatimChar"/>
         </w:rPr>
-        <w:t xml:space="preserve">## [1] 91</w:t>
+        <w:t xml:space="preserve">## [1] 96</w:t>
       </w:r>
     </w:p>
     <w:p>
@@ -1769,7 +1769,7 @@
               <a:graphicData uri="http://schemas.openxmlformats.org/drawingml/2006/picture">
                 <pic:pic>
                   <pic:nvPicPr>
-                    <pic:cNvPr descr="/home/gpca/daltoolboxdp/examples/regression/doc/03_torch_reg_mlp_dynamic_patience_files/eba493c683ffee7eccc74c8aeccd066f6e2da4e2.png" id="11" name="Picture"/>
+                    <pic:cNvPr descr="/home/gpca/daltoolboxdp/examples/regression/doc/03_torch_reg_mlp_dynamic_patience_files/ca2e77142987d186099c272ad5c0f8a34b0fb1a2.png" id="11" name="Picture"/>
                     <pic:cNvPicPr>
                       <a:picLocks noChangeArrowheads="1" noChangeAspect="1"/>
                     </pic:cNvPicPr>

--- a/examples/regression/doc/03_torch_reg_mlp_dynamic_patience.docx
+++ b/examples/regression/doc/03_torch_reg_mlp_dynamic_patience.docx
@@ -1040,7 +1040,7 @@
         <w:rPr>
           <w:rStyle w:val="VerbatimChar"/>
         </w:rPr>
-        <w:t xml:space="preserve">##        mse    smape        R2</w:t>
+        <w:t xml:space="preserve">##        mse     smape        R2</w:t>
       </w:r>
       <w:r>
         <w:br/>
@@ -1049,7 +1049,7 @@
         <w:rPr>
           <w:rStyle w:val="VerbatimChar"/>
         </w:rPr>
-        <w:t xml:space="preserve">## 1 62.80533 0.242087 0.3022268</w:t>
+        <w:t xml:space="preserve">## 1 69.61833 0.2650711 0.2265338</w:t>
       </w:r>
     </w:p>
     <w:p>
@@ -1206,7 +1206,7 @@
         <w:rPr>
           <w:rStyle w:val="VerbatimChar"/>
         </w:rPr>
-        <w:t xml:space="preserve">## 1 42.60708 0.2576822 0.2919522</w:t>
+        <w:t xml:space="preserve">## 1 52.37546 0.2872883 0.1296203</w:t>
       </w:r>
     </w:p>
     <w:p>
@@ -1255,7 +1255,7 @@
         <w:rPr>
           <w:rStyle w:val="VerbatimChar"/>
         </w:rPr>
-        <w:t xml:space="preserve">## [1] 96</w:t>
+        <w:t xml:space="preserve">## [1] 66</w:t>
       </w:r>
     </w:p>
     <w:p>
@@ -1769,7 +1769,7 @@
               <a:graphicData uri="http://schemas.openxmlformats.org/drawingml/2006/picture">
                 <pic:pic>
                   <pic:nvPicPr>
-                    <pic:cNvPr descr="/home/gpca/daltoolboxdp/examples/regression/doc/03_torch_reg_mlp_dynamic_patience_files/ca2e77142987d186099c272ad5c0f8a34b0fb1a2.png" id="11" name="Picture"/>
+                    <pic:cNvPr descr="/home/gpca/daltoolboxdp/examples/regression/doc/03_torch_reg_mlp_dynamic_patience_files/1a2e9d22b60f5449372e43a868dd25ed565f347e.png" id="11" name="Picture"/>
                     <pic:cNvPicPr>
                       <a:picLocks noChangeArrowheads="1" noChangeAspect="1"/>
                     </pic:cNvPicPr>

--- a/examples/regression/doc/03_torch_reg_mlp_dynamic_patience.docx
+++ b/examples/regression/doc/03_torch_reg_mlp_dynamic_patience.docx
@@ -476,43 +476,49 @@
         <w:rPr>
           <w:rStyle w:val="FunctionTok"/>
         </w:rPr>
-        <w:t xml:space="preserve">ncol</w:t>
-      </w:r>
-      <w:r>
-        <w:rPr>
-          <w:rStyle w:val="NormalTok"/>
-        </w:rPr>
-        <w:t xml:space="preserve">(Boston) </w:t>
+        <w:t xml:space="preserve">sum</w:t>
+      </w:r>
+      <w:r>
+        <w:rPr>
+          <w:rStyle w:val="NormalTok"/>
+        </w:rPr>
+        <w:t xml:space="preserve">(</w:t>
+      </w:r>
+      <w:r>
+        <w:rPr>
+          <w:rStyle w:val="FunctionTok"/>
+        </w:rPr>
+        <w:t xml:space="preserve">colnames</w:t>
+      </w:r>
+      <w:r>
+        <w:rPr>
+          <w:rStyle w:val="NormalTok"/>
+        </w:rPr>
+        <w:t xml:space="preserve">(boston_train) </w:t>
       </w:r>
       <w:r>
         <w:rPr>
           <w:rStyle w:val="SpecialCharTok"/>
         </w:rPr>
-        <w:t xml:space="preserve">-</w:t>
-      </w:r>
-      <w:r>
-        <w:rPr>
-          <w:rStyle w:val="NormalTok"/>
-        </w:rPr>
-        <w:t xml:space="preserve"> </w:t>
-      </w:r>
-      <w:r>
-        <w:rPr>
-          <w:rStyle w:val="DecValTok"/>
-        </w:rPr>
-        <w:t xml:space="preserve">1</w:t>
-      </w:r>
-      <w:r>
-        <w:rPr>
-          <w:rStyle w:val="DataTypeTok"/>
-        </w:rPr>
-        <w:t xml:space="preserve">L</w:t>
-      </w:r>
-      <w:r>
-        <w:rPr>
-          <w:rStyle w:val="NormalTok"/>
-        </w:rPr>
-        <w:t xml:space="preserve">,</w:t>
+        <w:t xml:space="preserve">!=</w:t>
+      </w:r>
+      <w:r>
+        <w:rPr>
+          <w:rStyle w:val="NormalTok"/>
+        </w:rPr>
+        <w:t xml:space="preserve"> </w:t>
+      </w:r>
+      <w:r>
+        <w:rPr>
+          <w:rStyle w:val="StringTok"/>
+        </w:rPr>
+        <w:t xml:space="preserve">"medv"</w:t>
+      </w:r>
+      <w:r>
+        <w:rPr>
+          <w:rStyle w:val="NormalTok"/>
+        </w:rPr>
+        <w:t xml:space="preserve">),</w:t>
       </w:r>
       <w:r>
         <w:br/>
@@ -894,6 +900,27 @@
       <w:r>
         <w:t xml:space="preserve">.</w:t>
       </w:r>
+      <w:r>
+        <w:t xml:space="preserve"> </w:t>
+      </w:r>
+      <w:r>
+        <w:t xml:space="preserve">-</w:t>
+      </w:r>
+      <w:r>
+        <w:t xml:space="preserve"> </w:t>
+      </w:r>
+      <w:r>
+        <w:rPr>
+          <w:rStyle w:val="VerbatimChar"/>
+        </w:rPr>
+        <w:t xml:space="preserve">input_size</w:t>
+      </w:r>
+      <w:r>
+        <w:t xml:space="preserve"> </w:t>
+      </w:r>
+      <w:r>
+        <w:t xml:space="preserve">is inferred from the fitted predictors unless you provide it explicitly as a consistency check.</w:t>
+      </w:r>
     </w:p>
     <w:p>
       <w:pPr>
@@ -1049,7 +1076,7 @@
         <w:rPr>
           <w:rStyle w:val="VerbatimChar"/>
         </w:rPr>
-        <w:t xml:space="preserve">## 1 69.61833 0.2650711 0.2265338</w:t>
+        <w:t xml:space="preserve">## 1 68.51605 0.2547995 0.2387802</w:t>
       </w:r>
     </w:p>
     <w:p>
@@ -1206,7 +1233,7 @@
         <w:rPr>
           <w:rStyle w:val="VerbatimChar"/>
         </w:rPr>
-        <w:t xml:space="preserve">## 1 52.37546 0.2872883 0.1296203</w:t>
+        <w:t xml:space="preserve">## 1 49.01685 0.2712775 0.1854341</w:t>
       </w:r>
     </w:p>
     <w:p>
@@ -1255,7 +1282,7 @@
         <w:rPr>
           <w:rStyle w:val="VerbatimChar"/>
         </w:rPr>
-        <w:t xml:space="preserve">## [1] 66</w:t>
+        <w:t xml:space="preserve">## [1] 62</w:t>
       </w:r>
     </w:p>
     <w:p>
@@ -1769,7 +1796,7 @@
               <a:graphicData uri="http://schemas.openxmlformats.org/drawingml/2006/picture">
                 <pic:pic>
                   <pic:nvPicPr>
-                    <pic:cNvPr descr="/home/gpca/daltoolboxdp/examples/regression/doc/03_torch_reg_mlp_dynamic_patience_files/1a2e9d22b60f5449372e43a868dd25ed565f347e.png" id="11" name="Picture"/>
+                    <pic:cNvPr descr="/home/gpca/daltoolboxdp/examples/regression/doc/03_torch_reg_mlp_dynamic_patience_files/1a4ce7dc6ac5900a2a6a714b44490a4f565d116c.png" id="11" name="Picture"/>
                     <pic:cNvPicPr>
                       <a:picLocks noChangeArrowheads="1" noChangeAspect="1"/>
                     </pic:cNvPicPr>

--- a/examples/regression/doc/03_torch_reg_mlp_dynamic_patience.docx
+++ b/examples/regression/doc/03_torch_reg_mlp_dynamic_patience.docx
@@ -1067,7 +1067,7 @@
         <w:rPr>
           <w:rStyle w:val="VerbatimChar"/>
         </w:rPr>
-        <w:t xml:space="preserve">##        mse     smape        R2</w:t>
+        <w:t xml:space="preserve">##        mse    smape        R2</w:t>
       </w:r>
       <w:r>
         <w:br/>
@@ -1076,7 +1076,7 @@
         <w:rPr>
           <w:rStyle w:val="VerbatimChar"/>
         </w:rPr>
-        <w:t xml:space="preserve">## 1 68.51605 0.2547995 0.2387802</w:t>
+        <w:t xml:space="preserve">## 1 63.51444 0.243872 0.2943485</w:t>
       </w:r>
     </w:p>
     <w:p>
@@ -1224,7 +1224,7 @@
         <w:rPr>
           <w:rStyle w:val="VerbatimChar"/>
         </w:rPr>
-        <w:t xml:space="preserve">##        mse     smape        R2</w:t>
+        <w:t xml:space="preserve">##        mse     smape       R2</w:t>
       </w:r>
       <w:r>
         <w:br/>
@@ -1233,7 +1233,7 @@
         <w:rPr>
           <w:rStyle w:val="VerbatimChar"/>
         </w:rPr>
-        <w:t xml:space="preserve">## 1 49.01685 0.2712775 0.1854341</w:t>
+        <w:t xml:space="preserve">## 1 42.76114 0.2580825 0.289392</w:t>
       </w:r>
     </w:p>
     <w:p>
@@ -1282,7 +1282,7 @@
         <w:rPr>
           <w:rStyle w:val="VerbatimChar"/>
         </w:rPr>
-        <w:t xml:space="preserve">## [1] 62</w:t>
+        <w:t xml:space="preserve">## [1] 76</w:t>
       </w:r>
     </w:p>
     <w:p>
@@ -1796,7 +1796,7 @@
               <a:graphicData uri="http://schemas.openxmlformats.org/drawingml/2006/picture">
                 <pic:pic>
                   <pic:nvPicPr>
-                    <pic:cNvPr descr="/home/gpca/daltoolboxdp/examples/regression/doc/03_torch_reg_mlp_dynamic_patience_files/1a4ce7dc6ac5900a2a6a714b44490a4f565d116c.png" id="11" name="Picture"/>
+                    <pic:cNvPr descr="/home/gpca/daltoolboxdp/examples/regression/doc/03_torch_reg_mlp_dynamic_patience_files/0b710ac568d4d221615220b7bf6575de6a15bf4a.png" id="11" name="Picture"/>
                     <pic:cNvPicPr>
                       <a:picLocks noChangeArrowheads="1" noChangeAspect="1"/>
                     </pic:cNvPicPr>

--- a/examples/regression/doc/03_torch_reg_mlp_dynamic_patience.docx
+++ b/examples/regression/doc/03_torch_reg_mlp_dynamic_patience.docx
@@ -1067,7 +1067,7 @@
         <w:rPr>
           <w:rStyle w:val="VerbatimChar"/>
         </w:rPr>
-        <w:t xml:space="preserve">##        mse    smape        R2</w:t>
+        <w:t xml:space="preserve">##        mse     smape        R2</w:t>
       </w:r>
       <w:r>
         <w:br/>
@@ -1076,7 +1076,7 @@
         <w:rPr>
           <w:rStyle w:val="VerbatimChar"/>
         </w:rPr>
-        <w:t xml:space="preserve">## 1 63.51444 0.243872 0.2943485</w:t>
+        <w:t xml:space="preserve">## 1 61.04009 0.2359051 0.3218389</w:t>
       </w:r>
     </w:p>
     <w:p>
@@ -1224,7 +1224,7 @@
         <w:rPr>
           <w:rStyle w:val="VerbatimChar"/>
         </w:rPr>
-        <w:t xml:space="preserve">##        mse     smape       R2</w:t>
+        <w:t xml:space="preserve">##        mse     smape        R2</w:t>
       </w:r>
       <w:r>
         <w:br/>
@@ -1233,7 +1233,7 @@
         <w:rPr>
           <w:rStyle w:val="VerbatimChar"/>
         </w:rPr>
-        <w:t xml:space="preserve">## 1 42.76114 0.2580825 0.289392</w:t>
+        <w:t xml:space="preserve">## 1 40.70657 0.2505599 0.3235349</w:t>
       </w:r>
     </w:p>
     <w:p>
@@ -1282,7 +1282,7 @@
         <w:rPr>
           <w:rStyle w:val="VerbatimChar"/>
         </w:rPr>
-        <w:t xml:space="preserve">## [1] 76</w:t>
+        <w:t xml:space="preserve">## [1] 97</w:t>
       </w:r>
     </w:p>
     <w:p>
@@ -1796,7 +1796,7 @@
               <a:graphicData uri="http://schemas.openxmlformats.org/drawingml/2006/picture">
                 <pic:pic>
                   <pic:nvPicPr>
-                    <pic:cNvPr descr="/home/gpca/daltoolboxdp/examples/regression/doc/03_torch_reg_mlp_dynamic_patience_files/0b710ac568d4d221615220b7bf6575de6a15bf4a.png" id="11" name="Picture"/>
+                    <pic:cNvPr descr="C:\Git\dal\daltoolboxdp\examples\regression\doc\03_torch_reg_mlp_dynamic_patience_files/51cfa0203a6a652086a703316a7ee490551a54ff.png" id="11" name="Picture"/>
                     <pic:cNvPicPr>
                       <a:picLocks noChangeArrowheads="1" noChangeAspect="1"/>
                     </pic:cNvPicPr>

--- a/examples/regression/doc/03_torch_reg_mlp_dynamic_patience.docx
+++ b/examples/regression/doc/03_torch_reg_mlp_dynamic_patience.docx
@@ -1796,7 +1796,7 @@
               <a:graphicData uri="http://schemas.openxmlformats.org/drawingml/2006/picture">
                 <pic:pic>
                   <pic:nvPicPr>
-                    <pic:cNvPr descr="C:\Git\dal\daltoolboxdp\examples\regression\doc\03_torch_reg_mlp_dynamic_patience_files/51cfa0203a6a652086a703316a7ee490551a54ff.png" id="11" name="Picture"/>
+                    <pic:cNvPr descr="/home/gpca/daltoolboxdp/examples/regression/doc/03_torch_reg_mlp_dynamic_patience_files/3abaa2b45a082a4d46a680acfa1008b7a8f2b5ff.png" id="11" name="Picture"/>
                     <pic:cNvPicPr>
                       <a:picLocks noChangeArrowheads="1" noChangeAspect="1"/>
                     </pic:cNvPicPr>
